--- a/design/Cantoria_ COSC 455Project1_Final.docx
+++ b/design/Cantoria_ COSC 455Project1_Final.docx
@@ -821,8 +821,9 @@
           <w:sz w:val="22"/>
           <w:szCs w:val="22"/>
         </w:rPr>
-        <w:t>Description:</w:t>
-      </w:r>
+        <w:t>Description</w:t>
+      </w:r>
+      <w:proofErr w:type="gramStart"/>
       <w:r>
         <w:rPr>
           <w:b/>
@@ -830,6 +831,15 @@
           <w:sz w:val="22"/>
           <w:szCs w:val="22"/>
         </w:rPr>
+        <w:t>:</w:t>
+      </w:r>
+      <w:r>
+        <w:rPr>
+          <w:b/>
+          <w:bCs/>
+          <w:sz w:val="22"/>
+          <w:szCs w:val="22"/>
+        </w:rPr>
         <w:t xml:space="preserve">  </w:t>
       </w:r>
       <w:r>
@@ -838,7 +848,16 @@
           <w:sz w:val="22"/>
           <w:szCs w:val="22"/>
         </w:rPr>
-        <w:t xml:space="preserve">As described in class, the </w:t>
+        <w:t>As</w:t>
+      </w:r>
+      <w:proofErr w:type="gramEnd"/>
+      <w:r>
+        <w:rPr>
+          <w:bCs/>
+          <w:sz w:val="22"/>
+          <w:szCs w:val="22"/>
+        </w:rPr>
+        <w:t xml:space="preserve"> described in class, the </w:t>
       </w:r>
       <w:r>
         <w:rPr>
@@ -949,7 +968,23 @@
           <w:sz w:val="22"/>
           <w:szCs w:val="22"/>
         </w:rPr>
-        <w:t>allows for easy-to-read annotations within text that is then automatically c</w:t>
+        <w:t xml:space="preserve">allows for easy-to-read annotations within text that </w:t>
+      </w:r>
+      <w:proofErr w:type="gramStart"/>
+      <w:r>
+        <w:rPr>
+          <w:sz w:val="22"/>
+          <w:szCs w:val="22"/>
+        </w:rPr>
+        <w:t>is</w:t>
+      </w:r>
+      <w:proofErr w:type="gramEnd"/>
+      <w:r>
+        <w:rPr>
+          <w:sz w:val="22"/>
+          <w:szCs w:val="22"/>
+        </w:rPr>
+        <w:t xml:space="preserve"> then automatically c</w:t>
       </w:r>
       <w:r>
         <w:rPr>
@@ -2409,7 +2444,23 @@
           <w:sz w:val="22"/>
           <w:szCs w:val="22"/>
         </w:rPr>
-        <w:t xml:space="preserve"> annotations, they may occur on their own. In </w:t>
+        <w:t xml:space="preserve"> </w:t>
+      </w:r>
+      <w:proofErr w:type="gramStart"/>
+      <w:r>
+        <w:rPr>
+          <w:sz w:val="22"/>
+          <w:szCs w:val="22"/>
+        </w:rPr>
+        <w:t>annotations,</w:t>
+      </w:r>
+      <w:proofErr w:type="gramEnd"/>
+      <w:r>
+        <w:rPr>
+          <w:sz w:val="22"/>
+          <w:szCs w:val="22"/>
+        </w:rPr>
+        <w:t xml:space="preserve"> they may occur on their own. In </w:t>
       </w:r>
       <w:r>
         <w:rPr>
@@ -2612,7 +2663,23 @@
           <w:sz w:val="22"/>
           <w:szCs w:val="22"/>
         </w:rPr>
-        <w:t xml:space="preserve"> annotations, they may occur on their own. In </w:t>
+        <w:t xml:space="preserve"> </w:t>
+      </w:r>
+      <w:proofErr w:type="gramStart"/>
+      <w:r>
+        <w:rPr>
+          <w:sz w:val="22"/>
+          <w:szCs w:val="22"/>
+        </w:rPr>
+        <w:t>annotations,</w:t>
+      </w:r>
+      <w:proofErr w:type="gramEnd"/>
+      <w:r>
+        <w:rPr>
+          <w:sz w:val="22"/>
+          <w:szCs w:val="22"/>
+        </w:rPr>
+        <w:t xml:space="preserve"> they may occur on their own. In </w:t>
       </w:r>
       <w:r>
         <w:rPr>
@@ -2781,7 +2848,23 @@
           <w:sz w:val="22"/>
           <w:szCs w:val="22"/>
         </w:rPr>
-        <w:t xml:space="preserve">The list annotations denote the beginning and ending of a bulleted list within the </w:t>
+        <w:t xml:space="preserve">The list annotations denote the beginning and ending of a </w:t>
+      </w:r>
+      <w:proofErr w:type="gramStart"/>
+      <w:r>
+        <w:rPr>
+          <w:sz w:val="22"/>
+          <w:szCs w:val="22"/>
+        </w:rPr>
+        <w:t>bulleted</w:t>
+      </w:r>
+      <w:proofErr w:type="gramEnd"/>
+      <w:r>
+        <w:rPr>
+          <w:sz w:val="22"/>
+          <w:szCs w:val="22"/>
+        </w:rPr>
+        <w:t xml:space="preserve"> list within the </w:t>
       </w:r>
       <w:r>
         <w:rPr>
@@ -3018,14 +3101,30 @@
           <w:sz w:val="22"/>
           <w:szCs w:val="22"/>
         </w:rPr>
-        <w:t xml:space="preserve">nnotations, the </w:t>
-      </w:r>
-      <w:r>
-        <w:rPr>
-          <w:sz w:val="22"/>
-          <w:szCs w:val="22"/>
-        </w:rPr>
-        <w:t xml:space="preserve">bold and italics </w:t>
+        <w:t xml:space="preserve">nnotations, </w:t>
+      </w:r>
+      <w:proofErr w:type="gramStart"/>
+      <w:r>
+        <w:rPr>
+          <w:sz w:val="22"/>
+          <w:szCs w:val="22"/>
+        </w:rPr>
+        <w:t xml:space="preserve">the </w:t>
+      </w:r>
+      <w:r>
+        <w:rPr>
+          <w:sz w:val="22"/>
+          <w:szCs w:val="22"/>
+        </w:rPr>
+        <w:t>bold</w:t>
+      </w:r>
+      <w:proofErr w:type="gramEnd"/>
+      <w:r>
+        <w:rPr>
+          <w:sz w:val="22"/>
+          <w:szCs w:val="22"/>
+        </w:rPr>
+        <w:t xml:space="preserve"> and italics </w:t>
       </w:r>
       <w:r>
         <w:rPr>
@@ -4405,7 +4504,23 @@
           <w:sz w:val="22"/>
           <w:szCs w:val="22"/>
         </w:rPr>
-        <w:t xml:space="preserve">Again, the variable name must only contain text and is a single word (i.e., no spaces). </w:t>
+        <w:t xml:space="preserve">Again, the variable name must only contain text and is a single word (i.e., no </w:t>
+      </w:r>
+      <w:proofErr w:type="gramStart"/>
+      <w:r>
+        <w:rPr>
+          <w:sz w:val="22"/>
+          <w:szCs w:val="22"/>
+        </w:rPr>
+        <w:t>spaces</w:t>
+      </w:r>
+      <w:proofErr w:type="gramEnd"/>
+      <w:r>
+        <w:rPr>
+          <w:sz w:val="22"/>
+          <w:szCs w:val="22"/>
+        </w:rPr>
+        <w:t xml:space="preserve">). </w:t>
       </w:r>
       <w:r>
         <w:rPr>
@@ -4471,8 +4586,19 @@
           <w:sz w:val="22"/>
           <w:szCs w:val="22"/>
         </w:rPr>
-        <w:t>Note that all annotations are not case sensitive (i.e., #</w:t>
-      </w:r>
+        <w:t>Note that all annotations are not case sensitive (i.e</w:t>
+      </w:r>
+      <w:proofErr w:type="gramStart"/>
+      <w:r>
+        <w:rPr>
+          <w:b/>
+          <w:i/>
+          <w:sz w:val="22"/>
+          <w:szCs w:val="22"/>
+        </w:rPr>
+        <w:t>., #</w:t>
+      </w:r>
+      <w:proofErr w:type="gramEnd"/>
       <w:r>
         <w:rPr>
           <w:b/>
@@ -4617,7 +4743,39 @@
           <w:sz w:val="22"/>
           <w:szCs w:val="22"/>
         </w:rPr>
-        <w:t>Upper and lower-case letters: A .. Z; a .. z</w:t>
+        <w:t>Upper and lower-case letters: A</w:t>
+      </w:r>
+      <w:proofErr w:type="gramStart"/>
+      <w:r>
+        <w:rPr>
+          <w:sz w:val="22"/>
+          <w:szCs w:val="22"/>
+        </w:rPr>
+        <w:t xml:space="preserve"> ..</w:t>
+      </w:r>
+      <w:proofErr w:type="gramEnd"/>
+      <w:r>
+        <w:rPr>
+          <w:sz w:val="22"/>
+          <w:szCs w:val="22"/>
+        </w:rPr>
+        <w:t xml:space="preserve"> Z; a</w:t>
+      </w:r>
+      <w:proofErr w:type="gramStart"/>
+      <w:r>
+        <w:rPr>
+          <w:sz w:val="22"/>
+          <w:szCs w:val="22"/>
+        </w:rPr>
+        <w:t xml:space="preserve"> ..</w:t>
+      </w:r>
+      <w:proofErr w:type="gramEnd"/>
+      <w:r>
+        <w:rPr>
+          <w:sz w:val="22"/>
+          <w:szCs w:val="22"/>
+        </w:rPr>
+        <w:t xml:space="preserve"> z</w:t>
       </w:r>
     </w:p>
     <w:p>
@@ -4639,7 +4797,23 @@
           <w:sz w:val="22"/>
           <w:szCs w:val="22"/>
         </w:rPr>
-        <w:t>Numbers: 0 .. 9</w:t>
+        <w:t>Numbers: 0</w:t>
+      </w:r>
+      <w:proofErr w:type="gramStart"/>
+      <w:r>
+        <w:rPr>
+          <w:sz w:val="22"/>
+          <w:szCs w:val="22"/>
+        </w:rPr>
+        <w:t xml:space="preserve"> ..</w:t>
+      </w:r>
+      <w:proofErr w:type="gramEnd"/>
+      <w:r>
+        <w:rPr>
+          <w:sz w:val="22"/>
+          <w:szCs w:val="22"/>
+        </w:rPr>
+        <w:t xml:space="preserve"> 9</w:t>
       </w:r>
     </w:p>
     <w:p>
@@ -6398,7 +6572,39 @@
           <w:sz w:val="20"/>
           <w:szCs w:val="20"/>
         </w:rPr>
-        <w:t xml:space="preserve">The members of the &lt;b&gt; Simpson&lt;/b&gt; </w:t>
+        <w:t xml:space="preserve">The members of </w:t>
+      </w:r>
+      <w:proofErr w:type="gramStart"/>
+      <w:r>
+        <w:rPr>
+          <w:sz w:val="20"/>
+          <w:szCs w:val="20"/>
+        </w:rPr>
+        <w:t>the &lt;b&gt;</w:t>
+      </w:r>
+      <w:proofErr w:type="gramEnd"/>
+      <w:r>
+        <w:rPr>
+          <w:sz w:val="20"/>
+          <w:szCs w:val="20"/>
+        </w:rPr>
+        <w:t xml:space="preserve"> </w:t>
+      </w:r>
+      <w:proofErr w:type="gramStart"/>
+      <w:r>
+        <w:rPr>
+          <w:sz w:val="20"/>
+          <w:szCs w:val="20"/>
+        </w:rPr>
+        <w:t>Simpson&lt;/b&gt;</w:t>
+      </w:r>
+      <w:proofErr w:type="gramEnd"/>
+      <w:r>
+        <w:rPr>
+          <w:sz w:val="20"/>
+          <w:szCs w:val="20"/>
+        </w:rPr>
+        <w:t xml:space="preserve"> </w:t>
       </w:r>
       <w:r>
         <w:rPr>
@@ -8329,7 +8535,23 @@
           <w:sz w:val="22"/>
           <w:szCs w:val="22"/>
         </w:rPr>
-        <w:t xml:space="preserve"> and replace it in the compiled code</w:t>
+        <w:t xml:space="preserve"> and replace it </w:t>
+      </w:r>
+      <w:proofErr w:type="gramStart"/>
+      <w:r>
+        <w:rPr>
+          <w:sz w:val="22"/>
+          <w:szCs w:val="22"/>
+        </w:rPr>
+        <w:t>in</w:t>
+      </w:r>
+      <w:proofErr w:type="gramEnd"/>
+      <w:r>
+        <w:rPr>
+          <w:sz w:val="22"/>
+          <w:szCs w:val="22"/>
+        </w:rPr>
+        <w:t xml:space="preserve"> the compiled code</w:t>
       </w:r>
       <w:r>
         <w:rPr>
@@ -9291,6 +9513,7 @@
         </w:rPr>
         <w:t>Details and Deliverables</w:t>
       </w:r>
+      <w:proofErr w:type="gramStart"/>
       <w:r>
         <w:rPr>
           <w:b/>
@@ -9308,7 +9531,17 @@
           <w:sz w:val="22"/>
           <w:szCs w:val="22"/>
         </w:rPr>
-        <w:t xml:space="preserve"> I </w:t>
+        <w:t xml:space="preserve"> I</w:t>
+      </w:r>
+      <w:proofErr w:type="gramEnd"/>
+      <w:r>
+        <w:rPr>
+          <w:bCs/>
+          <w:color w:val="auto"/>
+          <w:sz w:val="22"/>
+          <w:szCs w:val="22"/>
+        </w:rPr>
+        <w:t xml:space="preserve"> </w:t>
       </w:r>
       <w:r>
         <w:rPr>
@@ -9624,7 +9857,16 @@
           <w:sz w:val="22"/>
           <w:szCs w:val="22"/>
         </w:rPr>
-        <w:t xml:space="preserve">Write and submit a </w:t>
+        <w:t xml:space="preserve">Write and submit </w:t>
+      </w:r>
+      <w:proofErr w:type="gramStart"/>
+      <w:r>
+        <w:rPr>
+          <w:color w:val="auto"/>
+          <w:sz w:val="22"/>
+          <w:szCs w:val="22"/>
+        </w:rPr>
+        <w:t xml:space="preserve">a </w:t>
       </w:r>
       <w:r>
         <w:rPr>
@@ -9634,6 +9876,7 @@
         </w:rPr>
         <w:t>BNF</w:t>
       </w:r>
+      <w:proofErr w:type="gramEnd"/>
       <w:r>
         <w:rPr>
           <w:color w:val="auto"/>
@@ -10875,6 +11118,7 @@
         </w:rPr>
         <w:t xml:space="preserve">Rust </w:t>
       </w:r>
+      <w:proofErr w:type="gramStart"/>
       <w:r>
         <w:rPr>
           <w:rFonts w:ascii="Courier New" w:hAnsi="Courier New" w:cs="Courier New"/>
@@ -10884,6 +11128,7 @@
         </w:rPr>
         <w:t>trait</w:t>
       </w:r>
+      <w:proofErr w:type="gramEnd"/>
       <w:r>
         <w:rPr>
           <w:color w:val="auto"/>
@@ -11277,7 +11522,25 @@
           <w:sz w:val="22"/>
           <w:szCs w:val="22"/>
         </w:rPr>
-        <w:t xml:space="preserve"> That is, it should produce an output file with the same name as the input file and a .html extension in which contains the </w:t>
+        <w:t xml:space="preserve"> That is, it should produce an output file with the same name as the input file and a .html </w:t>
+      </w:r>
+      <w:proofErr w:type="gramStart"/>
+      <w:r>
+        <w:rPr>
+          <w:color w:val="auto"/>
+          <w:sz w:val="22"/>
+          <w:szCs w:val="22"/>
+        </w:rPr>
+        <w:t>extension in</w:t>
+      </w:r>
+      <w:proofErr w:type="gramEnd"/>
+      <w:r>
+        <w:rPr>
+          <w:color w:val="auto"/>
+          <w:sz w:val="22"/>
+          <w:szCs w:val="22"/>
+        </w:rPr>
+        <w:t xml:space="preserve"> which contains the </w:t>
       </w:r>
       <w:r>
         <w:rPr>
@@ -12223,7 +12486,25 @@
           <w:sz w:val="22"/>
           <w:szCs w:val="22"/>
         </w:rPr>
-        <w:t xml:space="preserve">, and maybe even some tests with illegal input just to make sure you are recognizing only correctly formed programs. If your program passes each of these tests then you </w:t>
+        <w:t xml:space="preserve">, and maybe even some tests with illegal input just to make sure you are recognizing only correctly formed programs. If your program passes each of these </w:t>
+      </w:r>
+      <w:proofErr w:type="gramStart"/>
+      <w:r>
+        <w:rPr>
+          <w:color w:val="auto"/>
+          <w:sz w:val="22"/>
+          <w:szCs w:val="22"/>
+        </w:rPr>
+        <w:t>tests</w:t>
+      </w:r>
+      <w:proofErr w:type="gramEnd"/>
+      <w:r>
+        <w:rPr>
+          <w:color w:val="auto"/>
+          <w:sz w:val="22"/>
+          <w:szCs w:val="22"/>
+        </w:rPr>
+        <w:t xml:space="preserve"> then you </w:t>
       </w:r>
       <w:r>
         <w:rPr>
@@ -12947,6 +13228,7 @@
         </w:rPr>
         <w:t>Project Timeline</w:t>
       </w:r>
+      <w:proofErr w:type="gramStart"/>
       <w:r>
         <w:rPr>
           <w:b/>
@@ -12962,7 +13244,16 @@
           <w:sz w:val="22"/>
           <w:szCs w:val="22"/>
         </w:rPr>
-        <w:t xml:space="preserve">  To summarize, the timeline for the project is as follows:</w:t>
+        <w:t xml:space="preserve">  To</w:t>
+      </w:r>
+      <w:proofErr w:type="gramEnd"/>
+      <w:r>
+        <w:rPr>
+          <w:bCs/>
+          <w:sz w:val="22"/>
+          <w:szCs w:val="22"/>
+        </w:rPr>
+        <w:t xml:space="preserve"> summarize, the timeline for the project is as follows:</w:t>
       </w:r>
     </w:p>
     <w:p>
@@ -14283,6 +14574,7 @@
         </w:rPr>
         <w:t xml:space="preserve">must </w:t>
       </w:r>
+      <w:proofErr w:type="gramStart"/>
       <w:r>
         <w:rPr>
           <w:b/>
@@ -14294,6 +14586,7 @@
         </w:rPr>
         <w:t>strictly</w:t>
       </w:r>
+      <w:proofErr w:type="gramEnd"/>
       <w:r>
         <w:rPr>
           <w:color w:val="000000" w:themeColor="text1"/>
@@ -15461,7 +15754,25 @@
           <w:sz w:val="20"/>
           <w:szCs w:val="20"/>
         </w:rPr>
-        <w:t xml:space="preserve">    /// If input is exhausted, should terminate the program.</w:t>
+        <w:t xml:space="preserve">    /// If input is exhausted, </w:t>
+      </w:r>
+      <w:proofErr w:type="gramStart"/>
+      <w:r>
+        <w:rPr>
+          <w:rFonts w:ascii="Courier New" w:hAnsi="Courier New" w:cs="Courier New"/>
+          <w:sz w:val="20"/>
+          <w:szCs w:val="20"/>
+        </w:rPr>
+        <w:t>should</w:t>
+      </w:r>
+      <w:proofErr w:type="gramEnd"/>
+      <w:r>
+        <w:rPr>
+          <w:rFonts w:ascii="Courier New" w:hAnsi="Courier New" w:cs="Courier New"/>
+          <w:sz w:val="20"/>
+          <w:szCs w:val="20"/>
+        </w:rPr>
+        <w:t xml:space="preserve"> terminate the program.</w:t>
       </w:r>
     </w:p>
     <w:p>
